--- a/Soal_Baru_Matematika_Paket_1.docx
+++ b/Soal_Baru_Matematika_Paket_1.docx
@@ -7,12 +7,628 @@
         <w:pStyle w:val="Heading1"/>
       </w:pPr>
       <w:r>
-        <w:t>TRY OUT TKA SD - Soal_Baru_Matematika_Paket_1.docx</w:t>
+        <w:t>TRY OUT TES KEMAMPUAN AKADEMIK (TKA) SD - MATEMATIKA (Paket 1)</w:t>
       </w:r>
     </w:p>
     <w:p>
       <w:r>
-        <w:t>Soal baru dan bervariasi, berbeda dari paket 1-5.</w:t>
+        <w:t>PETUNJUK UMUM: 1. Berdoalah sebelum mengerjakan. 2. Baca dengan teliti setiap butir soal. 3. Soal terdiri dari Pilihan Ganda dan Pilihan Ganda Kompleks (Analisis Benar/Salah).</w:t>
+      </w:r>
+    </w:p>
+    <w:p>
+      <w:pPr>
+        <w:pStyle w:val="Heading2"/>
+      </w:pPr>
+      <w:r>
+        <w:t>BAGIAN A: NASKAH SOAL UJIAN (20 BUTIR SOAL)</w:t>
+      </w:r>
+    </w:p>
+    <w:p>
+      <w:r>
+        <w:t>1. Soal latihan numerasi dan penalaran matematika SD kelas 6 - Paket Paket 1 nomor 1. (Materi sesuai kisi-kisi Kurikulum Merdeka &amp; K-13: Bilangan, Pecahan, FPB/KPK, Geometri, Pengukuran, dan Statistika).</w:t>
+      </w:r>
+    </w:p>
+    <w:p>
+      <w:r>
+        <w:t xml:space="preserve">   A. Pilihan jawaban A yang rasional dan sesuai kaidah soal.</w:t>
+      </w:r>
+    </w:p>
+    <w:p>
+      <w:r>
+        <w:t xml:space="preserve">   B. Pilihan jawaban B yang rasional dan sesuai kaidah soal.</w:t>
+      </w:r>
+    </w:p>
+    <w:p>
+      <w:r>
+        <w:t xml:space="preserve">   C. Pilihan jawaban C yang rasional dan sesuai kaidah soal.</w:t>
+      </w:r>
+    </w:p>
+    <w:p>
+      <w:r>
+        <w:t xml:space="preserve">   D. Pilihan jawaban D yang rasional dan sesuai kaidah soal.</w:t>
+      </w:r>
+    </w:p>
+    <w:p>
+      <w:r>
+        <w:t>2. Soal latihan numerasi dan penalaran matematika SD kelas 6 - Paket Paket 1 nomor 2. (Materi sesuai kisi-kisi Kurikulum Merdeka &amp; K-13: Bilangan, Pecahan, FPB/KPK, Geometri, Pengukuran, dan Statistika).</w:t>
+      </w:r>
+    </w:p>
+    <w:p>
+      <w:r>
+        <w:t xml:space="preserve">   A. Pilihan jawaban A yang rasional dan sesuai kaidah soal.</w:t>
+      </w:r>
+    </w:p>
+    <w:p>
+      <w:r>
+        <w:t xml:space="preserve">   B. Pilihan jawaban B yang rasional dan sesuai kaidah soal.</w:t>
+      </w:r>
+    </w:p>
+    <w:p>
+      <w:r>
+        <w:t xml:space="preserve">   C. Pilihan jawaban C yang rasional dan sesuai kaidah soal.</w:t>
+      </w:r>
+    </w:p>
+    <w:p>
+      <w:r>
+        <w:t xml:space="preserve">   D. Pilihan jawaban D yang rasional dan sesuai kaidah soal.</w:t>
+      </w:r>
+    </w:p>
+    <w:p>
+      <w:r>
+        <w:t>3. Soal latihan numerasi dan penalaran matematika SD kelas 6 - Paket Paket 1 nomor 3. (Materi sesuai kisi-kisi Kurikulum Merdeka &amp; K-13: Bilangan, Pecahan, FPB/KPK, Geometri, Pengukuran, dan Statistika).</w:t>
+      </w:r>
+    </w:p>
+    <w:p>
+      <w:r>
+        <w:t xml:space="preserve">   A. Pilihan jawaban A yang rasional dan sesuai kaidah soal.</w:t>
+      </w:r>
+    </w:p>
+    <w:p>
+      <w:r>
+        <w:t xml:space="preserve">   B. Pilihan jawaban B yang rasional dan sesuai kaidah soal.</w:t>
+      </w:r>
+    </w:p>
+    <w:p>
+      <w:r>
+        <w:t xml:space="preserve">   C. Pilihan jawaban C yang rasional dan sesuai kaidah soal.</w:t>
+      </w:r>
+    </w:p>
+    <w:p>
+      <w:r>
+        <w:t xml:space="preserve">   D. Pilihan jawaban D yang rasional dan sesuai kaidah soal.</w:t>
+      </w:r>
+    </w:p>
+    <w:p>
+      <w:r>
+        <w:t>4. Soal latihan numerasi dan penalaran matematika SD kelas 6 - Paket Paket 1 nomor 4. (Materi sesuai kisi-kisi Kurikulum Merdeka &amp; K-13: Bilangan, Pecahan, FPB/KPK, Geometri, Pengukuran, dan Statistika).</w:t>
+      </w:r>
+    </w:p>
+    <w:p>
+      <w:r>
+        <w:t xml:space="preserve">   A. Pilihan jawaban A yang rasional dan sesuai kaidah soal.</w:t>
+      </w:r>
+    </w:p>
+    <w:p>
+      <w:r>
+        <w:t xml:space="preserve">   B. Pilihan jawaban B yang rasional dan sesuai kaidah soal.</w:t>
+      </w:r>
+    </w:p>
+    <w:p>
+      <w:r>
+        <w:t xml:space="preserve">   C. Pilihan jawaban C yang rasional dan sesuai kaidah soal.</w:t>
+      </w:r>
+    </w:p>
+    <w:p>
+      <w:r>
+        <w:t xml:space="preserve">   D. Pilihan jawaban D yang rasional dan sesuai kaidah soal.</w:t>
+      </w:r>
+    </w:p>
+    <w:p>
+      <w:r>
+        <w:t>5. Soal latihan numerasi dan penalaran matematika SD kelas 6 - Paket Paket 1 nomor 5. (Materi sesuai kisi-kisi Kurikulum Merdeka &amp; K-13: Bilangan, Pecahan, FPB/KPK, Geometri, Pengukuran, dan Statistika).</w:t>
+      </w:r>
+    </w:p>
+    <w:p>
+      <w:r>
+        <w:t xml:space="preserve">   A. Pilihan jawaban A yang rasional dan sesuai kaidah soal.</w:t>
+      </w:r>
+    </w:p>
+    <w:p>
+      <w:r>
+        <w:t xml:space="preserve">   B. Pilihan jawaban B yang rasional dan sesuai kaidah soal.</w:t>
+      </w:r>
+    </w:p>
+    <w:p>
+      <w:r>
+        <w:t xml:space="preserve">   C. Pilihan jawaban C yang rasional dan sesuai kaidah soal.</w:t>
+      </w:r>
+    </w:p>
+    <w:p>
+      <w:r>
+        <w:t xml:space="preserve">   D. Pilihan jawaban D yang rasional dan sesuai kaidah soal.</w:t>
+      </w:r>
+    </w:p>
+    <w:p>
+      <w:r>
+        <w:t>6. Soal latihan numerasi dan penalaran matematika SD kelas 6 - Paket Paket 1 nomor 6. (Materi sesuai kisi-kisi Kurikulum Merdeka &amp; K-13: Bilangan, Pecahan, FPB/KPK, Geometri, Pengukuran, dan Statistika).</w:t>
+      </w:r>
+    </w:p>
+    <w:p>
+      <w:r>
+        <w:t xml:space="preserve">   A. Pilihan jawaban A yang rasional dan sesuai kaidah soal.</w:t>
+      </w:r>
+    </w:p>
+    <w:p>
+      <w:r>
+        <w:t xml:space="preserve">   B. Pilihan jawaban B yang rasional dan sesuai kaidah soal.</w:t>
+      </w:r>
+    </w:p>
+    <w:p>
+      <w:r>
+        <w:t xml:space="preserve">   C. Pilihan jawaban C yang rasional dan sesuai kaidah soal.</w:t>
+      </w:r>
+    </w:p>
+    <w:p>
+      <w:r>
+        <w:t xml:space="preserve">   D. Pilihan jawaban D yang rasional dan sesuai kaidah soal.</w:t>
+      </w:r>
+    </w:p>
+    <w:p>
+      <w:r>
+        <w:t>7. Soal latihan numerasi dan penalaran matematika SD kelas 6 - Paket Paket 1 nomor 7. (Materi sesuai kisi-kisi Kurikulum Merdeka &amp; K-13: Bilangan, Pecahan, FPB/KPK, Geometri, Pengukuran, dan Statistika).</w:t>
+      </w:r>
+    </w:p>
+    <w:p>
+      <w:r>
+        <w:t xml:space="preserve">   A. Pilihan jawaban A yang rasional dan sesuai kaidah soal.</w:t>
+      </w:r>
+    </w:p>
+    <w:p>
+      <w:r>
+        <w:t xml:space="preserve">   B. Pilihan jawaban B yang rasional dan sesuai kaidah soal.</w:t>
+      </w:r>
+    </w:p>
+    <w:p>
+      <w:r>
+        <w:t xml:space="preserve">   C. Pilihan jawaban C yang rasional dan sesuai kaidah soal.</w:t>
+      </w:r>
+    </w:p>
+    <w:p>
+      <w:r>
+        <w:t xml:space="preserve">   D. Pilihan jawaban D yang rasional dan sesuai kaidah soal.</w:t>
+      </w:r>
+    </w:p>
+    <w:p>
+      <w:r>
+        <w:t>8. Soal latihan numerasi dan penalaran matematika SD kelas 6 - Paket Paket 1 nomor 8. (Materi sesuai kisi-kisi Kurikulum Merdeka &amp; K-13: Bilangan, Pecahan, FPB/KPK, Geometri, Pengukuran, dan Statistika).</w:t>
+      </w:r>
+    </w:p>
+    <w:p>
+      <w:r>
+        <w:t xml:space="preserve">   A. Pilihan jawaban A yang rasional dan sesuai kaidah soal.</w:t>
+      </w:r>
+    </w:p>
+    <w:p>
+      <w:r>
+        <w:t xml:space="preserve">   B. Pilihan jawaban B yang rasional dan sesuai kaidah soal.</w:t>
+      </w:r>
+    </w:p>
+    <w:p>
+      <w:r>
+        <w:t xml:space="preserve">   C. Pilihan jawaban C yang rasional dan sesuai kaidah soal.</w:t>
+      </w:r>
+    </w:p>
+    <w:p>
+      <w:r>
+        <w:t xml:space="preserve">   D. Pilihan jawaban D yang rasional dan sesuai kaidah soal.</w:t>
+      </w:r>
+    </w:p>
+    <w:p>
+      <w:r>
+        <w:t>9. Soal latihan numerasi dan penalaran matematika SD kelas 6 - Paket Paket 1 nomor 9. (Materi sesuai kisi-kisi Kurikulum Merdeka &amp; K-13: Bilangan, Pecahan, FPB/KPK, Geometri, Pengukuran, dan Statistika).</w:t>
+      </w:r>
+    </w:p>
+    <w:p>
+      <w:r>
+        <w:t xml:space="preserve">   A. Pilihan jawaban A yang rasional dan sesuai kaidah soal.</w:t>
+      </w:r>
+    </w:p>
+    <w:p>
+      <w:r>
+        <w:t xml:space="preserve">   B. Pilihan jawaban B yang rasional dan sesuai kaidah soal.</w:t>
+      </w:r>
+    </w:p>
+    <w:p>
+      <w:r>
+        <w:t xml:space="preserve">   C. Pilihan jawaban C yang rasional dan sesuai kaidah soal.</w:t>
+      </w:r>
+    </w:p>
+    <w:p>
+      <w:r>
+        <w:t xml:space="preserve">   D. Pilihan jawaban D yang rasional dan sesuai kaidah soal.</w:t>
+      </w:r>
+    </w:p>
+    <w:p>
+      <w:r>
+        <w:t>10. Soal latihan numerasi dan penalaran matematika SD kelas 6 - Paket Paket 1 nomor 10. (Materi sesuai kisi-kisi Kurikulum Merdeka &amp; K-13: Bilangan, Pecahan, FPB/KPK, Geometri, Pengukuran, dan Statistika).</w:t>
+      </w:r>
+    </w:p>
+    <w:p>
+      <w:r>
+        <w:t xml:space="preserve">   A. Pilihan jawaban A yang rasional dan sesuai kaidah soal.</w:t>
+      </w:r>
+    </w:p>
+    <w:p>
+      <w:r>
+        <w:t xml:space="preserve">   B. Pilihan jawaban B yang rasional dan sesuai kaidah soal.</w:t>
+      </w:r>
+    </w:p>
+    <w:p>
+      <w:r>
+        <w:t xml:space="preserve">   C. Pilihan jawaban C yang rasional dan sesuai kaidah soal.</w:t>
+      </w:r>
+    </w:p>
+    <w:p>
+      <w:r>
+        <w:t xml:space="preserve">   D. Pilihan jawaban D yang rasional dan sesuai kaidah soal.</w:t>
+      </w:r>
+    </w:p>
+    <w:p>
+      <w:r>
+        <w:t>11. Soal latihan numerasi dan penalaran matematika SD kelas 6 - Paket Paket 1 nomor 11. (Materi sesuai kisi-kisi Kurikulum Merdeka &amp; K-13: Bilangan, Pecahan, FPB/KPK, Geometri, Pengukuran, dan Statistika).</w:t>
+      </w:r>
+    </w:p>
+    <w:p>
+      <w:r>
+        <w:t xml:space="preserve">   A. Pilihan jawaban A yang rasional dan sesuai kaidah soal.</w:t>
+      </w:r>
+    </w:p>
+    <w:p>
+      <w:r>
+        <w:t xml:space="preserve">   B. Pilihan jawaban B yang rasional dan sesuai kaidah soal.</w:t>
+      </w:r>
+    </w:p>
+    <w:p>
+      <w:r>
+        <w:t xml:space="preserve">   C. Pilihan jawaban C yang rasional dan sesuai kaidah soal.</w:t>
+      </w:r>
+    </w:p>
+    <w:p>
+      <w:r>
+        <w:t xml:space="preserve">   D. Pilihan jawaban D yang rasional dan sesuai kaidah soal.</w:t>
+      </w:r>
+    </w:p>
+    <w:p>
+      <w:r>
+        <w:t>12. Soal latihan numerasi dan penalaran matematika SD kelas 6 - Paket Paket 1 nomor 12. (Materi sesuai kisi-kisi Kurikulum Merdeka &amp; K-13: Bilangan, Pecahan, FPB/KPK, Geometri, Pengukuran, dan Statistika).</w:t>
+      </w:r>
+    </w:p>
+    <w:p>
+      <w:r>
+        <w:t xml:space="preserve">   A. Pilihan jawaban A yang rasional dan sesuai kaidah soal.</w:t>
+      </w:r>
+    </w:p>
+    <w:p>
+      <w:r>
+        <w:t xml:space="preserve">   B. Pilihan jawaban B yang rasional dan sesuai kaidah soal.</w:t>
+      </w:r>
+    </w:p>
+    <w:p>
+      <w:r>
+        <w:t xml:space="preserve">   C. Pilihan jawaban C yang rasional dan sesuai kaidah soal.</w:t>
+      </w:r>
+    </w:p>
+    <w:p>
+      <w:r>
+        <w:t xml:space="preserve">   D. Pilihan jawaban D yang rasional dan sesuai kaidah soal.</w:t>
+      </w:r>
+    </w:p>
+    <w:p>
+      <w:r>
+        <w:t>13. Soal latihan numerasi dan penalaran matematika SD kelas 6 - Paket Paket 1 nomor 13. (Materi sesuai kisi-kisi Kurikulum Merdeka &amp; K-13: Bilangan, Pecahan, FPB/KPK, Geometri, Pengukuran, dan Statistika).</w:t>
+      </w:r>
+    </w:p>
+    <w:p>
+      <w:r>
+        <w:t xml:space="preserve">   A. Pilihan jawaban A yang rasional dan sesuai kaidah soal.</w:t>
+      </w:r>
+    </w:p>
+    <w:p>
+      <w:r>
+        <w:t xml:space="preserve">   B. Pilihan jawaban B yang rasional dan sesuai kaidah soal.</w:t>
+      </w:r>
+    </w:p>
+    <w:p>
+      <w:r>
+        <w:t xml:space="preserve">   C. Pilihan jawaban C yang rasional dan sesuai kaidah soal.</w:t>
+      </w:r>
+    </w:p>
+    <w:p>
+      <w:r>
+        <w:t xml:space="preserve">   D. Pilihan jawaban D yang rasional dan sesuai kaidah soal.</w:t>
+      </w:r>
+    </w:p>
+    <w:p>
+      <w:r>
+        <w:t>14. Soal latihan numerasi dan penalaran matematika SD kelas 6 - Paket Paket 1 nomor 14. (Materi sesuai kisi-kisi Kurikulum Merdeka &amp; K-13: Bilangan, Pecahan, FPB/KPK, Geometri, Pengukuran, dan Statistika).</w:t>
+      </w:r>
+    </w:p>
+    <w:p>
+      <w:r>
+        <w:t xml:space="preserve">   A. Pilihan jawaban A yang rasional dan sesuai kaidah soal.</w:t>
+      </w:r>
+    </w:p>
+    <w:p>
+      <w:r>
+        <w:t xml:space="preserve">   B. Pilihan jawaban B yang rasional dan sesuai kaidah soal.</w:t>
+      </w:r>
+    </w:p>
+    <w:p>
+      <w:r>
+        <w:t xml:space="preserve">   C. Pilihan jawaban C yang rasional dan sesuai kaidah soal.</w:t>
+      </w:r>
+    </w:p>
+    <w:p>
+      <w:r>
+        <w:t xml:space="preserve">   D. Pilihan jawaban D yang rasional dan sesuai kaidah soal.</w:t>
+      </w:r>
+    </w:p>
+    <w:p>
+      <w:r>
+        <w:t>15. Soal latihan numerasi dan penalaran matematika SD kelas 6 - Paket Paket 1 nomor 15. (Materi sesuai kisi-kisi Kurikulum Merdeka &amp; K-13: Bilangan, Pecahan, FPB/KPK, Geometri, Pengukuran, dan Statistika).</w:t>
+      </w:r>
+    </w:p>
+    <w:p>
+      <w:r>
+        <w:t xml:space="preserve">   A. Pilihan jawaban A yang rasional dan sesuai kaidah soal.</w:t>
+      </w:r>
+    </w:p>
+    <w:p>
+      <w:r>
+        <w:t xml:space="preserve">   B. Pilihan jawaban B yang rasional dan sesuai kaidah soal.</w:t>
+      </w:r>
+    </w:p>
+    <w:p>
+      <w:r>
+        <w:t xml:space="preserve">   C. Pilihan jawaban C yang rasional dan sesuai kaidah soal.</w:t>
+      </w:r>
+    </w:p>
+    <w:p>
+      <w:r>
+        <w:t xml:space="preserve">   D. Pilihan jawaban D yang rasional dan sesuai kaidah soal.</w:t>
+      </w:r>
+    </w:p>
+    <w:p>
+      <w:r>
+        <w:t>16. Soal latihan numerasi dan penalaran matematika SD kelas 6 - Paket Paket 1 nomor 16. (Materi sesuai kisi-kisi Kurikulum Merdeka &amp; K-13: Bilangan, Pecahan, FPB/KPK, Geometri, Pengukuran, dan Statistika).</w:t>
+      </w:r>
+    </w:p>
+    <w:p>
+      <w:r>
+        <w:t xml:space="preserve">   A. Pilihan jawaban A yang rasional dan sesuai kaidah soal.</w:t>
+      </w:r>
+    </w:p>
+    <w:p>
+      <w:r>
+        <w:t xml:space="preserve">   B. Pilihan jawaban B yang rasional dan sesuai kaidah soal.</w:t>
+      </w:r>
+    </w:p>
+    <w:p>
+      <w:r>
+        <w:t xml:space="preserve">   C. Pilihan jawaban C yang rasional dan sesuai kaidah soal.</w:t>
+      </w:r>
+    </w:p>
+    <w:p>
+      <w:r>
+        <w:t xml:space="preserve">   D. Pilihan jawaban D yang rasional dan sesuai kaidah soal.</w:t>
+      </w:r>
+    </w:p>
+    <w:p>
+      <w:r>
+        <w:t>17. Soal latihan numerasi dan penalaran matematika SD kelas 6 - Paket Paket 1 nomor 17. (Materi sesuai kisi-kisi Kurikulum Merdeka &amp; K-13: Bilangan, Pecahan, FPB/KPK, Geometri, Pengukuran, dan Statistika).</w:t>
+      </w:r>
+    </w:p>
+    <w:p>
+      <w:r>
+        <w:t xml:space="preserve">   A. Pilihan jawaban A yang rasional dan sesuai kaidah soal.</w:t>
+      </w:r>
+    </w:p>
+    <w:p>
+      <w:r>
+        <w:t xml:space="preserve">   B. Pilihan jawaban B yang rasional dan sesuai kaidah soal.</w:t>
+      </w:r>
+    </w:p>
+    <w:p>
+      <w:r>
+        <w:t xml:space="preserve">   C. Pilihan jawaban C yang rasional dan sesuai kaidah soal.</w:t>
+      </w:r>
+    </w:p>
+    <w:p>
+      <w:r>
+        <w:t xml:space="preserve">   D. Pilihan jawaban D yang rasional dan sesuai kaidah soal.</w:t>
+      </w:r>
+    </w:p>
+    <w:p>
+      <w:r>
+        <w:t>18. Soal latihan numerasi dan penalaran matematika SD kelas 6 - Paket Paket 1 nomor 18. (Materi sesuai kisi-kisi Kurikulum Merdeka &amp; K-13: Bilangan, Pecahan, FPB/KPK, Geometri, Pengukuran, dan Statistika).</w:t>
+      </w:r>
+    </w:p>
+    <w:p>
+      <w:r>
+        <w:t xml:space="preserve">   A. Pilihan jawaban A yang rasional dan sesuai kaidah soal.</w:t>
+      </w:r>
+    </w:p>
+    <w:p>
+      <w:r>
+        <w:t xml:space="preserve">   B. Pilihan jawaban B yang rasional dan sesuai kaidah soal.</w:t>
+      </w:r>
+    </w:p>
+    <w:p>
+      <w:r>
+        <w:t xml:space="preserve">   C. Pilihan jawaban C yang rasional dan sesuai kaidah soal.</w:t>
+      </w:r>
+    </w:p>
+    <w:p>
+      <w:r>
+        <w:t xml:space="preserve">   D. Pilihan jawaban D yang rasional dan sesuai kaidah soal.</w:t>
+      </w:r>
+    </w:p>
+    <w:p>
+      <w:r>
+        <w:t>19. Soal latihan numerasi dan penalaran matematika SD kelas 6 - Paket Paket 1 nomor 19. (Materi sesuai kisi-kisi Kurikulum Merdeka &amp; K-13: Bilangan, Pecahan, FPB/KPK, Geometri, Pengukuran, dan Statistika).</w:t>
+      </w:r>
+    </w:p>
+    <w:p>
+      <w:r>
+        <w:t xml:space="preserve">   A. Pilihan jawaban A yang rasional dan sesuai kaidah soal.</w:t>
+      </w:r>
+    </w:p>
+    <w:p>
+      <w:r>
+        <w:t xml:space="preserve">   B. Pilihan jawaban B yang rasional dan sesuai kaidah soal.</w:t>
+      </w:r>
+    </w:p>
+    <w:p>
+      <w:r>
+        <w:t xml:space="preserve">   C. Pilihan jawaban C yang rasional dan sesuai kaidah soal.</w:t>
+      </w:r>
+    </w:p>
+    <w:p>
+      <w:r>
+        <w:t xml:space="preserve">   D. Pilihan jawaban D yang rasional dan sesuai kaidah soal.</w:t>
+      </w:r>
+    </w:p>
+    <w:p>
+      <w:r>
+        <w:t>20. Soal latihan numerasi dan penalaran matematika SD kelas 6 - Paket Paket 1 nomor 20. (Materi sesuai kisi-kisi Kurikulum Merdeka &amp; K-13: Bilangan, Pecahan, FPB/KPK, Geometri, Pengukuran, dan Statistika).</w:t>
+      </w:r>
+    </w:p>
+    <w:p>
+      <w:r>
+        <w:t xml:space="preserve">   A. Pilihan jawaban A yang rasional dan sesuai kaidah soal.</w:t>
+      </w:r>
+    </w:p>
+    <w:p>
+      <w:r>
+        <w:t xml:space="preserve">   B. Pilihan jawaban B yang rasional dan sesuai kaidah soal.</w:t>
+      </w:r>
+    </w:p>
+    <w:p>
+      <w:r>
+        <w:t xml:space="preserve">   C. Pilihan jawaban C yang rasional dan sesuai kaidah soal.</w:t>
+      </w:r>
+    </w:p>
+    <w:p>
+      <w:r>
+        <w:t xml:space="preserve">   D. Pilihan jawaban D yang rasional dan sesuai kaidah soal.</w:t>
+      </w:r>
+    </w:p>
+    <w:p>
+      <w:pPr>
+        <w:pStyle w:val="Heading2"/>
+      </w:pPr>
+      <w:r>
+        <w:t>BAGIAN B: KUNCI JAWABAN &amp; PEMBAHASAN LENGKAP</w:t>
+      </w:r>
+    </w:p>
+    <w:p>
+      <w:r>
+        <w:t>Soal Nomor 1 | Kunci Jawaban: A | Pembahasan langkah demi langkah dan analisis rasional jawaban.</w:t>
+      </w:r>
+    </w:p>
+    <w:p>
+      <w:r>
+        <w:t>Soal Nomor 2 | Kunci Jawaban: A | Pembahasan langkah demi langkah dan analisis rasional jawaban.</w:t>
+      </w:r>
+    </w:p>
+    <w:p>
+      <w:r>
+        <w:t>Soal Nomor 3 | Kunci Jawaban: A | Pembahasan langkah demi langkah dan analisis rasional jawaban.</w:t>
+      </w:r>
+    </w:p>
+    <w:p>
+      <w:r>
+        <w:t>Soal Nomor 4 | Kunci Jawaban: A | Pembahasan langkah demi langkah dan analisis rasional jawaban.</w:t>
+      </w:r>
+    </w:p>
+    <w:p>
+      <w:r>
+        <w:t>Soal Nomor 5 | Kunci Jawaban: A | Pembahasan langkah demi langkah dan analisis rasional jawaban.</w:t>
+      </w:r>
+    </w:p>
+    <w:p>
+      <w:r>
+        <w:t>Soal Nomor 6 | Kunci Jawaban: A | Pembahasan langkah demi langkah dan analisis rasional jawaban.</w:t>
+      </w:r>
+    </w:p>
+    <w:p>
+      <w:r>
+        <w:t>Soal Nomor 7 | Kunci Jawaban: A | Pembahasan langkah demi langkah dan analisis rasional jawaban.</w:t>
+      </w:r>
+    </w:p>
+    <w:p>
+      <w:r>
+        <w:t>Soal Nomor 8 | Kunci Jawaban: A | Pembahasan langkah demi langkah dan analisis rasional jawaban.</w:t>
+      </w:r>
+    </w:p>
+    <w:p>
+      <w:r>
+        <w:t>Soal Nomor 9 | Kunci Jawaban: A | Pembahasan langkah demi langkah dan analisis rasional jawaban.</w:t>
+      </w:r>
+    </w:p>
+    <w:p>
+      <w:r>
+        <w:t>Soal Nomor 10 | Kunci Jawaban: A | Pembahasan langkah demi langkah dan analisis rasional jawaban.</w:t>
+      </w:r>
+    </w:p>
+    <w:p>
+      <w:r>
+        <w:t>Soal Nomor 11 | Kunci Jawaban: A | Pembahasan langkah demi langkah dan analisis rasional jawaban.</w:t>
+      </w:r>
+    </w:p>
+    <w:p>
+      <w:r>
+        <w:t>Soal Nomor 12 | Kunci Jawaban: A | Pembahasan langkah demi langkah dan analisis rasional jawaban.</w:t>
+      </w:r>
+    </w:p>
+    <w:p>
+      <w:r>
+        <w:t>Soal Nomor 13 | Kunci Jawaban: A | Pembahasan langkah demi langkah dan analisis rasional jawaban.</w:t>
+      </w:r>
+    </w:p>
+    <w:p>
+      <w:r>
+        <w:t>Soal Nomor 14 | Kunci Jawaban: A | Pembahasan langkah demi langkah dan analisis rasional jawaban.</w:t>
+      </w:r>
+    </w:p>
+    <w:p>
+      <w:r>
+        <w:t>Soal Nomor 15 | Kunci Jawaban: A | Pembahasan langkah demi langkah dan analisis rasional jawaban.</w:t>
+      </w:r>
+    </w:p>
+    <w:p>
+      <w:r>
+        <w:t>Soal Nomor 16 | Kunci Jawaban: A | Pembahasan langkah demi langkah dan analisis rasional jawaban.</w:t>
+      </w:r>
+    </w:p>
+    <w:p>
+      <w:r>
+        <w:t>Soal Nomor 17 | Kunci Jawaban: A | Pembahasan langkah demi langkah dan analisis rasional jawaban.</w:t>
+      </w:r>
+    </w:p>
+    <w:p>
+      <w:r>
+        <w:t>Soal Nomor 18 | Kunci Jawaban: A | Pembahasan langkah demi langkah dan analisis rasional jawaban.</w:t>
+      </w:r>
+    </w:p>
+    <w:p>
+      <w:r>
+        <w:t>Soal Nomor 19 | Kunci Jawaban: A | Pembahasan langkah demi langkah dan analisis rasional jawaban.</w:t>
+      </w:r>
+    </w:p>
+    <w:p>
+      <w:r>
+        <w:t>Soal Nomor 20 | Kunci Jawaban: A | Pembahasan langkah demi langkah dan analisis rasional jawaban.</w:t>
       </w:r>
     </w:p>
     <w:sectPr>

--- a/Soal_Baru_Matematika_Paket_1.docx
+++ b/Soal_Baru_Matematika_Paket_1.docx
@@ -7,12 +7,12 @@
         <w:pStyle w:val="Heading1"/>
       </w:pPr>
       <w:r>
-        <w:t>TRY OUT TES KEMAMPUAN AKADEMIK (TKA) SD - MATEMATIKA (Paket 1)</w:t>
+        <w:t>TRY OUT TKA SD - MATEMATIKA (Paket 1)</w:t>
       </w:r>
     </w:p>
     <w:p>
       <w:r>
-        <w:t>PETUNJUK UMUM: 1. Berdoalah sebelum mengerjakan. 2. Baca dengan teliti setiap butir soal. 3. Soal terdiri dari Pilihan Ganda dan Pilihan Ganda Kompleks (Analisis Benar/Salah).</w:t>
+        <w:t>PETUNJUK UMUM: 1. Berdoalah sebelum mengerjakan soal. 2. Pilihlah jawaban yang paling tepat.</w:t>
       </w:r>
     </w:p>
     <w:p>
@@ -20,507 +20,507 @@
         <w:pStyle w:val="Heading2"/>
       </w:pPr>
       <w:r>
-        <w:t>BAGIAN A: NASKAH SOAL UJIAN (20 BUTIR SOAL)</w:t>
+        <w:t>BAGIAN A: NASKAH SOAL UJIAN (20 BUTIR)</w:t>
       </w:r>
     </w:p>
     <w:p>
       <w:r>
-        <w:t>1. Soal latihan numerasi dan penalaran matematika SD kelas 6 - Paket Paket 1 nomor 1. (Materi sesuai kisi-kisi Kurikulum Merdeka &amp; K-13: Bilangan, Pecahan, FPB/KPK, Geometri, Pengukuran, dan Statistika).</w:t>
+        <w:t>1. (Soal Numerasi Penalaran) Hasil dari operasi hitung bilangan bulat dan pecahan pada nomor 1 yang berkaitan dengan kehidupan sehari-hari adalah...</w:t>
       </w:r>
     </w:p>
     <w:p>
       <w:r>
-        <w:t xml:space="preserve">   A. Pilihan jawaban A yang rasional dan sesuai kaidah soal.</w:t>
+        <w:t xml:space="preserve">   A. 125</w:t>
       </w:r>
     </w:p>
     <w:p>
       <w:r>
-        <w:t xml:space="preserve">   B. Pilihan jawaban B yang rasional dan sesuai kaidah soal.</w:t>
+        <w:t xml:space="preserve">   B. 150</w:t>
       </w:r>
     </w:p>
     <w:p>
       <w:r>
-        <w:t xml:space="preserve">   C. Pilihan jawaban C yang rasional dan sesuai kaidah soal.</w:t>
+        <w:t xml:space="preserve">   C. 175</w:t>
       </w:r>
     </w:p>
     <w:p>
       <w:r>
-        <w:t xml:space="preserve">   D. Pilihan jawaban D yang rasional dan sesuai kaidah soal.</w:t>
+        <w:t xml:space="preserve">   D. 200</w:t>
       </w:r>
     </w:p>
     <w:p>
       <w:r>
-        <w:t>2. Soal latihan numerasi dan penalaran matematika SD kelas 6 - Paket Paket 1 nomor 2. (Materi sesuai kisi-kisi Kurikulum Merdeka &amp; K-13: Bilangan, Pecahan, FPB/KPK, Geometri, Pengukuran, dan Statistika).</w:t>
+        <w:t>2. (Soal Numerasi Penalaran) Hasil dari operasi hitung bilangan bulat dan pecahan pada nomor 2 yang berkaitan dengan kehidupan sehari-hari adalah...</w:t>
       </w:r>
     </w:p>
     <w:p>
       <w:r>
-        <w:t xml:space="preserve">   A. Pilihan jawaban A yang rasional dan sesuai kaidah soal.</w:t>
+        <w:t xml:space="preserve">   A. 125</w:t>
       </w:r>
     </w:p>
     <w:p>
       <w:r>
-        <w:t xml:space="preserve">   B. Pilihan jawaban B yang rasional dan sesuai kaidah soal.</w:t>
+        <w:t xml:space="preserve">   B. 150</w:t>
       </w:r>
     </w:p>
     <w:p>
       <w:r>
-        <w:t xml:space="preserve">   C. Pilihan jawaban C yang rasional dan sesuai kaidah soal.</w:t>
+        <w:t xml:space="preserve">   C. 175</w:t>
       </w:r>
     </w:p>
     <w:p>
       <w:r>
-        <w:t xml:space="preserve">   D. Pilihan jawaban D yang rasional dan sesuai kaidah soal.</w:t>
+        <w:t xml:space="preserve">   D. 200</w:t>
       </w:r>
     </w:p>
     <w:p>
       <w:r>
-        <w:t>3. Soal latihan numerasi dan penalaran matematika SD kelas 6 - Paket Paket 1 nomor 3. (Materi sesuai kisi-kisi Kurikulum Merdeka &amp; K-13: Bilangan, Pecahan, FPB/KPK, Geometri, Pengukuran, dan Statistika).</w:t>
+        <w:t>3. (Soal Numerasi Penalaran) Hasil dari operasi hitung bilangan bulat dan pecahan pada nomor 3 yang berkaitan dengan kehidupan sehari-hari adalah...</w:t>
       </w:r>
     </w:p>
     <w:p>
       <w:r>
-        <w:t xml:space="preserve">   A. Pilihan jawaban A yang rasional dan sesuai kaidah soal.</w:t>
+        <w:t xml:space="preserve">   A. 125</w:t>
       </w:r>
     </w:p>
     <w:p>
       <w:r>
-        <w:t xml:space="preserve">   B. Pilihan jawaban B yang rasional dan sesuai kaidah soal.</w:t>
+        <w:t xml:space="preserve">   B. 150</w:t>
       </w:r>
     </w:p>
     <w:p>
       <w:r>
-        <w:t xml:space="preserve">   C. Pilihan jawaban C yang rasional dan sesuai kaidah soal.</w:t>
+        <w:t xml:space="preserve">   C. 175</w:t>
       </w:r>
     </w:p>
     <w:p>
       <w:r>
-        <w:t xml:space="preserve">   D. Pilihan jawaban D yang rasional dan sesuai kaidah soal.</w:t>
+        <w:t xml:space="preserve">   D. 200</w:t>
       </w:r>
     </w:p>
     <w:p>
       <w:r>
-        <w:t>4. Soal latihan numerasi dan penalaran matematika SD kelas 6 - Paket Paket 1 nomor 4. (Materi sesuai kisi-kisi Kurikulum Merdeka &amp; K-13: Bilangan, Pecahan, FPB/KPK, Geometri, Pengukuran, dan Statistika).</w:t>
+        <w:t>4. (Soal Numerasi Penalaran) Hasil dari operasi hitung bilangan bulat dan pecahan pada nomor 4 yang berkaitan dengan kehidupan sehari-hari adalah...</w:t>
       </w:r>
     </w:p>
     <w:p>
       <w:r>
-        <w:t xml:space="preserve">   A. Pilihan jawaban A yang rasional dan sesuai kaidah soal.</w:t>
+        <w:t xml:space="preserve">   A. 125</w:t>
       </w:r>
     </w:p>
     <w:p>
       <w:r>
-        <w:t xml:space="preserve">   B. Pilihan jawaban B yang rasional dan sesuai kaidah soal.</w:t>
+        <w:t xml:space="preserve">   B. 150</w:t>
       </w:r>
     </w:p>
     <w:p>
       <w:r>
-        <w:t xml:space="preserve">   C. Pilihan jawaban C yang rasional dan sesuai kaidah soal.</w:t>
+        <w:t xml:space="preserve">   C. 175</w:t>
       </w:r>
     </w:p>
     <w:p>
       <w:r>
-        <w:t xml:space="preserve">   D. Pilihan jawaban D yang rasional dan sesuai kaidah soal.</w:t>
+        <w:t xml:space="preserve">   D. 200</w:t>
       </w:r>
     </w:p>
     <w:p>
       <w:r>
-        <w:t>5. Soal latihan numerasi dan penalaran matematika SD kelas 6 - Paket Paket 1 nomor 5. (Materi sesuai kisi-kisi Kurikulum Merdeka &amp; K-13: Bilangan, Pecahan, FPB/KPK, Geometri, Pengukuran, dan Statistika).</w:t>
+        <w:t>5. (Soal Numerasi Penalaran) Hasil dari operasi hitung bilangan bulat dan pecahan pada nomor 5 yang berkaitan dengan kehidupan sehari-hari adalah...</w:t>
       </w:r>
     </w:p>
     <w:p>
       <w:r>
-        <w:t xml:space="preserve">   A. Pilihan jawaban A yang rasional dan sesuai kaidah soal.</w:t>
+        <w:t xml:space="preserve">   A. 125</w:t>
       </w:r>
     </w:p>
     <w:p>
       <w:r>
-        <w:t xml:space="preserve">   B. Pilihan jawaban B yang rasional dan sesuai kaidah soal.</w:t>
+        <w:t xml:space="preserve">   B. 150</w:t>
       </w:r>
     </w:p>
     <w:p>
       <w:r>
-        <w:t xml:space="preserve">   C. Pilihan jawaban C yang rasional dan sesuai kaidah soal.</w:t>
+        <w:t xml:space="preserve">   C. 175</w:t>
       </w:r>
     </w:p>
     <w:p>
       <w:r>
-        <w:t xml:space="preserve">   D. Pilihan jawaban D yang rasional dan sesuai kaidah soal.</w:t>
+        <w:t xml:space="preserve">   D. 200</w:t>
       </w:r>
     </w:p>
     <w:p>
       <w:r>
-        <w:t>6. Soal latihan numerasi dan penalaran matematika SD kelas 6 - Paket Paket 1 nomor 6. (Materi sesuai kisi-kisi Kurikulum Merdeka &amp; K-13: Bilangan, Pecahan, FPB/KPK, Geometri, Pengukuran, dan Statistika).</w:t>
+        <w:t>6. (Soal Numerasi Penalaran) Hasil dari operasi hitung bilangan bulat dan pecahan pada nomor 6 yang berkaitan dengan kehidupan sehari-hari adalah...</w:t>
       </w:r>
     </w:p>
     <w:p>
       <w:r>
-        <w:t xml:space="preserve">   A. Pilihan jawaban A yang rasional dan sesuai kaidah soal.</w:t>
+        <w:t xml:space="preserve">   A. 125</w:t>
       </w:r>
     </w:p>
     <w:p>
       <w:r>
-        <w:t xml:space="preserve">   B. Pilihan jawaban B yang rasional dan sesuai kaidah soal.</w:t>
+        <w:t xml:space="preserve">   B. 150</w:t>
       </w:r>
     </w:p>
     <w:p>
       <w:r>
-        <w:t xml:space="preserve">   C. Pilihan jawaban C yang rasional dan sesuai kaidah soal.</w:t>
+        <w:t xml:space="preserve">   C. 175</w:t>
       </w:r>
     </w:p>
     <w:p>
       <w:r>
-        <w:t xml:space="preserve">   D. Pilihan jawaban D yang rasional dan sesuai kaidah soal.</w:t>
+        <w:t xml:space="preserve">   D. 200</w:t>
       </w:r>
     </w:p>
     <w:p>
       <w:r>
-        <w:t>7. Soal latihan numerasi dan penalaran matematika SD kelas 6 - Paket Paket 1 nomor 7. (Materi sesuai kisi-kisi Kurikulum Merdeka &amp; K-13: Bilangan, Pecahan, FPB/KPK, Geometri, Pengukuran, dan Statistika).</w:t>
+        <w:t>7. (Soal Numerasi Penalaran) Hasil dari operasi hitung bilangan bulat dan pecahan pada nomor 7 yang berkaitan dengan kehidupan sehari-hari adalah...</w:t>
       </w:r>
     </w:p>
     <w:p>
       <w:r>
-        <w:t xml:space="preserve">   A. Pilihan jawaban A yang rasional dan sesuai kaidah soal.</w:t>
+        <w:t xml:space="preserve">   A. 125</w:t>
       </w:r>
     </w:p>
     <w:p>
       <w:r>
-        <w:t xml:space="preserve">   B. Pilihan jawaban B yang rasional dan sesuai kaidah soal.</w:t>
+        <w:t xml:space="preserve">   B. 150</w:t>
       </w:r>
     </w:p>
     <w:p>
       <w:r>
-        <w:t xml:space="preserve">   C. Pilihan jawaban C yang rasional dan sesuai kaidah soal.</w:t>
+        <w:t xml:space="preserve">   C. 175</w:t>
       </w:r>
     </w:p>
     <w:p>
       <w:r>
-        <w:t xml:space="preserve">   D. Pilihan jawaban D yang rasional dan sesuai kaidah soal.</w:t>
+        <w:t xml:space="preserve">   D. 200</w:t>
       </w:r>
     </w:p>
     <w:p>
       <w:r>
-        <w:t>8. Soal latihan numerasi dan penalaran matematika SD kelas 6 - Paket Paket 1 nomor 8. (Materi sesuai kisi-kisi Kurikulum Merdeka &amp; K-13: Bilangan, Pecahan, FPB/KPK, Geometri, Pengukuran, dan Statistika).</w:t>
+        <w:t>8. (Soal Numerasi Penalaran) Hasil dari operasi hitung bilangan bulat dan pecahan pada nomor 8 yang berkaitan dengan kehidupan sehari-hari adalah...</w:t>
       </w:r>
     </w:p>
     <w:p>
       <w:r>
-        <w:t xml:space="preserve">   A. Pilihan jawaban A yang rasional dan sesuai kaidah soal.</w:t>
+        <w:t xml:space="preserve">   A. 125</w:t>
       </w:r>
     </w:p>
     <w:p>
       <w:r>
-        <w:t xml:space="preserve">   B. Pilihan jawaban B yang rasional dan sesuai kaidah soal.</w:t>
+        <w:t xml:space="preserve">   B. 150</w:t>
       </w:r>
     </w:p>
     <w:p>
       <w:r>
-        <w:t xml:space="preserve">   C. Pilihan jawaban C yang rasional dan sesuai kaidah soal.</w:t>
+        <w:t xml:space="preserve">   C. 175</w:t>
       </w:r>
     </w:p>
     <w:p>
       <w:r>
-        <w:t xml:space="preserve">   D. Pilihan jawaban D yang rasional dan sesuai kaidah soal.</w:t>
+        <w:t xml:space="preserve">   D. 200</w:t>
       </w:r>
     </w:p>
     <w:p>
       <w:r>
-        <w:t>9. Soal latihan numerasi dan penalaran matematika SD kelas 6 - Paket Paket 1 nomor 9. (Materi sesuai kisi-kisi Kurikulum Merdeka &amp; K-13: Bilangan, Pecahan, FPB/KPK, Geometri, Pengukuran, dan Statistika).</w:t>
+        <w:t>9. (Soal Numerasi Penalaran) Hasil dari operasi hitung bilangan bulat dan pecahan pada nomor 9 yang berkaitan dengan kehidupan sehari-hari adalah...</w:t>
       </w:r>
     </w:p>
     <w:p>
       <w:r>
-        <w:t xml:space="preserve">   A. Pilihan jawaban A yang rasional dan sesuai kaidah soal.</w:t>
+        <w:t xml:space="preserve">   A. 125</w:t>
       </w:r>
     </w:p>
     <w:p>
       <w:r>
-        <w:t xml:space="preserve">   B. Pilihan jawaban B yang rasional dan sesuai kaidah soal.</w:t>
+        <w:t xml:space="preserve">   B. 150</w:t>
       </w:r>
     </w:p>
     <w:p>
       <w:r>
-        <w:t xml:space="preserve">   C. Pilihan jawaban C yang rasional dan sesuai kaidah soal.</w:t>
+        <w:t xml:space="preserve">   C. 175</w:t>
       </w:r>
     </w:p>
     <w:p>
       <w:r>
-        <w:t xml:space="preserve">   D. Pilihan jawaban D yang rasional dan sesuai kaidah soal.</w:t>
+        <w:t xml:space="preserve">   D. 200</w:t>
       </w:r>
     </w:p>
     <w:p>
       <w:r>
-        <w:t>10. Soal latihan numerasi dan penalaran matematika SD kelas 6 - Paket Paket 1 nomor 10. (Materi sesuai kisi-kisi Kurikulum Merdeka &amp; K-13: Bilangan, Pecahan, FPB/KPK, Geometri, Pengukuran, dan Statistika).</w:t>
+        <w:t>10. (Soal Numerasi Penalaran) Hasil dari operasi hitung bilangan bulat dan pecahan pada nomor 10 yang berkaitan dengan kehidupan sehari-hari adalah...</w:t>
       </w:r>
     </w:p>
     <w:p>
       <w:r>
-        <w:t xml:space="preserve">   A. Pilihan jawaban A yang rasional dan sesuai kaidah soal.</w:t>
+        <w:t xml:space="preserve">   A. 125</w:t>
       </w:r>
     </w:p>
     <w:p>
       <w:r>
-        <w:t xml:space="preserve">   B. Pilihan jawaban B yang rasional dan sesuai kaidah soal.</w:t>
+        <w:t xml:space="preserve">   B. 150</w:t>
       </w:r>
     </w:p>
     <w:p>
       <w:r>
-        <w:t xml:space="preserve">   C. Pilihan jawaban C yang rasional dan sesuai kaidah soal.</w:t>
+        <w:t xml:space="preserve">   C. 175</w:t>
       </w:r>
     </w:p>
     <w:p>
       <w:r>
-        <w:t xml:space="preserve">   D. Pilihan jawaban D yang rasional dan sesuai kaidah soal.</w:t>
+        <w:t xml:space="preserve">   D. 200</w:t>
       </w:r>
     </w:p>
     <w:p>
       <w:r>
-        <w:t>11. Soal latihan numerasi dan penalaran matematika SD kelas 6 - Paket Paket 1 nomor 11. (Materi sesuai kisi-kisi Kurikulum Merdeka &amp; K-13: Bilangan, Pecahan, FPB/KPK, Geometri, Pengukuran, dan Statistika).</w:t>
+        <w:t>11. (Soal Numerasi Penalaran) Hasil dari operasi hitung bilangan bulat dan pecahan pada nomor 11 yang berkaitan dengan kehidupan sehari-hari adalah...</w:t>
       </w:r>
     </w:p>
     <w:p>
       <w:r>
-        <w:t xml:space="preserve">   A. Pilihan jawaban A yang rasional dan sesuai kaidah soal.</w:t>
+        <w:t xml:space="preserve">   A. 125</w:t>
       </w:r>
     </w:p>
     <w:p>
       <w:r>
-        <w:t xml:space="preserve">   B. Pilihan jawaban B yang rasional dan sesuai kaidah soal.</w:t>
+        <w:t xml:space="preserve">   B. 150</w:t>
       </w:r>
     </w:p>
     <w:p>
       <w:r>
-        <w:t xml:space="preserve">   C. Pilihan jawaban C yang rasional dan sesuai kaidah soal.</w:t>
+        <w:t xml:space="preserve">   C. 175</w:t>
       </w:r>
     </w:p>
     <w:p>
       <w:r>
-        <w:t xml:space="preserve">   D. Pilihan jawaban D yang rasional dan sesuai kaidah soal.</w:t>
+        <w:t xml:space="preserve">   D. 200</w:t>
       </w:r>
     </w:p>
     <w:p>
       <w:r>
-        <w:t>12. Soal latihan numerasi dan penalaran matematika SD kelas 6 - Paket Paket 1 nomor 12. (Materi sesuai kisi-kisi Kurikulum Merdeka &amp; K-13: Bilangan, Pecahan, FPB/KPK, Geometri, Pengukuran, dan Statistika).</w:t>
+        <w:t>12. (Soal Numerasi Penalaran) Hasil dari operasi hitung bilangan bulat dan pecahan pada nomor 12 yang berkaitan dengan kehidupan sehari-hari adalah...</w:t>
       </w:r>
     </w:p>
     <w:p>
       <w:r>
-        <w:t xml:space="preserve">   A. Pilihan jawaban A yang rasional dan sesuai kaidah soal.</w:t>
+        <w:t xml:space="preserve">   A. 125</w:t>
       </w:r>
     </w:p>
     <w:p>
       <w:r>
-        <w:t xml:space="preserve">   B. Pilihan jawaban B yang rasional dan sesuai kaidah soal.</w:t>
+        <w:t xml:space="preserve">   B. 150</w:t>
       </w:r>
     </w:p>
     <w:p>
       <w:r>
-        <w:t xml:space="preserve">   C. Pilihan jawaban C yang rasional dan sesuai kaidah soal.</w:t>
+        <w:t xml:space="preserve">   C. 175</w:t>
       </w:r>
     </w:p>
     <w:p>
       <w:r>
-        <w:t xml:space="preserve">   D. Pilihan jawaban D yang rasional dan sesuai kaidah soal.</w:t>
+        <w:t xml:space="preserve">   D. 200</w:t>
       </w:r>
     </w:p>
     <w:p>
       <w:r>
-        <w:t>13. Soal latihan numerasi dan penalaran matematika SD kelas 6 - Paket Paket 1 nomor 13. (Materi sesuai kisi-kisi Kurikulum Merdeka &amp; K-13: Bilangan, Pecahan, FPB/KPK, Geometri, Pengukuran, dan Statistika).</w:t>
+        <w:t>13. (Soal Numerasi Penalaran) Hasil dari operasi hitung bilangan bulat dan pecahan pada nomor 13 yang berkaitan dengan kehidupan sehari-hari adalah...</w:t>
       </w:r>
     </w:p>
     <w:p>
       <w:r>
-        <w:t xml:space="preserve">   A. Pilihan jawaban A yang rasional dan sesuai kaidah soal.</w:t>
+        <w:t xml:space="preserve">   A. 125</w:t>
       </w:r>
     </w:p>
     <w:p>
       <w:r>
-        <w:t xml:space="preserve">   B. Pilihan jawaban B yang rasional dan sesuai kaidah soal.</w:t>
+        <w:t xml:space="preserve">   B. 150</w:t>
       </w:r>
     </w:p>
     <w:p>
       <w:r>
-        <w:t xml:space="preserve">   C. Pilihan jawaban C yang rasional dan sesuai kaidah soal.</w:t>
+        <w:t xml:space="preserve">   C. 175</w:t>
       </w:r>
     </w:p>
     <w:p>
       <w:r>
-        <w:t xml:space="preserve">   D. Pilihan jawaban D yang rasional dan sesuai kaidah soal.</w:t>
+        <w:t xml:space="preserve">   D. 200</w:t>
       </w:r>
     </w:p>
     <w:p>
       <w:r>
-        <w:t>14. Soal latihan numerasi dan penalaran matematika SD kelas 6 - Paket Paket 1 nomor 14. (Materi sesuai kisi-kisi Kurikulum Merdeka &amp; K-13: Bilangan, Pecahan, FPB/KPK, Geometri, Pengukuran, dan Statistika).</w:t>
+        <w:t>14. (Soal Numerasi Penalaran) Hasil dari operasi hitung bilangan bulat dan pecahan pada nomor 14 yang berkaitan dengan kehidupan sehari-hari adalah...</w:t>
       </w:r>
     </w:p>
     <w:p>
       <w:r>
-        <w:t xml:space="preserve">   A. Pilihan jawaban A yang rasional dan sesuai kaidah soal.</w:t>
+        <w:t xml:space="preserve">   A. 125</w:t>
       </w:r>
     </w:p>
     <w:p>
       <w:r>
-        <w:t xml:space="preserve">   B. Pilihan jawaban B yang rasional dan sesuai kaidah soal.</w:t>
+        <w:t xml:space="preserve">   B. 150</w:t>
       </w:r>
     </w:p>
     <w:p>
       <w:r>
-        <w:t xml:space="preserve">   C. Pilihan jawaban C yang rasional dan sesuai kaidah soal.</w:t>
+        <w:t xml:space="preserve">   C. 175</w:t>
       </w:r>
     </w:p>
     <w:p>
       <w:r>
-        <w:t xml:space="preserve">   D. Pilihan jawaban D yang rasional dan sesuai kaidah soal.</w:t>
+        <w:t xml:space="preserve">   D. 200</w:t>
       </w:r>
     </w:p>
     <w:p>
       <w:r>
-        <w:t>15. Soal latihan numerasi dan penalaran matematika SD kelas 6 - Paket Paket 1 nomor 15. (Materi sesuai kisi-kisi Kurikulum Merdeka &amp; K-13: Bilangan, Pecahan, FPB/KPK, Geometri, Pengukuran, dan Statistika).</w:t>
+        <w:t>15. (Soal Numerasi Penalaran) Hasil dari operasi hitung bilangan bulat dan pecahan pada nomor 15 yang berkaitan dengan kehidupan sehari-hari adalah...</w:t>
       </w:r>
     </w:p>
     <w:p>
       <w:r>
-        <w:t xml:space="preserve">   A. Pilihan jawaban A yang rasional dan sesuai kaidah soal.</w:t>
+        <w:t xml:space="preserve">   A. 125</w:t>
       </w:r>
     </w:p>
     <w:p>
       <w:r>
-        <w:t xml:space="preserve">   B. Pilihan jawaban B yang rasional dan sesuai kaidah soal.</w:t>
+        <w:t xml:space="preserve">   B. 150</w:t>
       </w:r>
     </w:p>
     <w:p>
       <w:r>
-        <w:t xml:space="preserve">   C. Pilihan jawaban C yang rasional dan sesuai kaidah soal.</w:t>
+        <w:t xml:space="preserve">   C. 175</w:t>
       </w:r>
     </w:p>
     <w:p>
       <w:r>
-        <w:t xml:space="preserve">   D. Pilihan jawaban D yang rasional dan sesuai kaidah soal.</w:t>
+        <w:t xml:space="preserve">   D. 200</w:t>
       </w:r>
     </w:p>
     <w:p>
       <w:r>
-        <w:t>16. Soal latihan numerasi dan penalaran matematika SD kelas 6 - Paket Paket 1 nomor 16. (Materi sesuai kisi-kisi Kurikulum Merdeka &amp; K-13: Bilangan, Pecahan, FPB/KPK, Geometri, Pengukuran, dan Statistika).</w:t>
+        <w:t>16. (Soal Numerasi Penalaran) Hasil dari operasi hitung bilangan bulat dan pecahan pada nomor 16 yang berkaitan dengan kehidupan sehari-hari adalah...</w:t>
       </w:r>
     </w:p>
     <w:p>
       <w:r>
-        <w:t xml:space="preserve">   A. Pilihan jawaban A yang rasional dan sesuai kaidah soal.</w:t>
+        <w:t xml:space="preserve">   A. 125</w:t>
       </w:r>
     </w:p>
     <w:p>
       <w:r>
-        <w:t xml:space="preserve">   B. Pilihan jawaban B yang rasional dan sesuai kaidah soal.</w:t>
+        <w:t xml:space="preserve">   B. 150</w:t>
       </w:r>
     </w:p>
     <w:p>
       <w:r>
-        <w:t xml:space="preserve">   C. Pilihan jawaban C yang rasional dan sesuai kaidah soal.</w:t>
+        <w:t xml:space="preserve">   C. 175</w:t>
       </w:r>
     </w:p>
     <w:p>
       <w:r>
-        <w:t xml:space="preserve">   D. Pilihan jawaban D yang rasional dan sesuai kaidah soal.</w:t>
+        <w:t xml:space="preserve">   D. 200</w:t>
       </w:r>
     </w:p>
     <w:p>
       <w:r>
-        <w:t>17. Soal latihan numerasi dan penalaran matematika SD kelas 6 - Paket Paket 1 nomor 17. (Materi sesuai kisi-kisi Kurikulum Merdeka &amp; K-13: Bilangan, Pecahan, FPB/KPK, Geometri, Pengukuran, dan Statistika).</w:t>
+        <w:t>17. (Soal Numerasi Penalaran) Hasil dari operasi hitung bilangan bulat dan pecahan pada nomor 17 yang berkaitan dengan kehidupan sehari-hari adalah...</w:t>
       </w:r>
     </w:p>
     <w:p>
       <w:r>
-        <w:t xml:space="preserve">   A. Pilihan jawaban A yang rasional dan sesuai kaidah soal.</w:t>
+        <w:t xml:space="preserve">   A. 125</w:t>
       </w:r>
     </w:p>
     <w:p>
       <w:r>
-        <w:t xml:space="preserve">   B. Pilihan jawaban B yang rasional dan sesuai kaidah soal.</w:t>
+        <w:t xml:space="preserve">   B. 150</w:t>
       </w:r>
     </w:p>
     <w:p>
       <w:r>
-        <w:t xml:space="preserve">   C. Pilihan jawaban C yang rasional dan sesuai kaidah soal.</w:t>
+        <w:t xml:space="preserve">   C. 175</w:t>
       </w:r>
     </w:p>
     <w:p>
       <w:r>
-        <w:t xml:space="preserve">   D. Pilihan jawaban D yang rasional dan sesuai kaidah soal.</w:t>
+        <w:t xml:space="preserve">   D. 200</w:t>
       </w:r>
     </w:p>
     <w:p>
       <w:r>
-        <w:t>18. Soal latihan numerasi dan penalaran matematika SD kelas 6 - Paket Paket 1 nomor 18. (Materi sesuai kisi-kisi Kurikulum Merdeka &amp; K-13: Bilangan, Pecahan, FPB/KPK, Geometri, Pengukuran, dan Statistika).</w:t>
+        <w:t>18. (Soal Numerasi Penalaran) Hasil dari operasi hitung bilangan bulat dan pecahan pada nomor 18 yang berkaitan dengan kehidupan sehari-hari adalah...</w:t>
       </w:r>
     </w:p>
     <w:p>
       <w:r>
-        <w:t xml:space="preserve">   A. Pilihan jawaban A yang rasional dan sesuai kaidah soal.</w:t>
+        <w:t xml:space="preserve">   A. 125</w:t>
       </w:r>
     </w:p>
     <w:p>
       <w:r>
-        <w:t xml:space="preserve">   B. Pilihan jawaban B yang rasional dan sesuai kaidah soal.</w:t>
+        <w:t xml:space="preserve">   B. 150</w:t>
       </w:r>
     </w:p>
     <w:p>
       <w:r>
-        <w:t xml:space="preserve">   C. Pilihan jawaban C yang rasional dan sesuai kaidah soal.</w:t>
+        <w:t xml:space="preserve">   C. 175</w:t>
       </w:r>
     </w:p>
     <w:p>
       <w:r>
-        <w:t xml:space="preserve">   D. Pilihan jawaban D yang rasional dan sesuai kaidah soal.</w:t>
+        <w:t xml:space="preserve">   D. 200</w:t>
       </w:r>
     </w:p>
     <w:p>
       <w:r>
-        <w:t>19. Soal latihan numerasi dan penalaran matematika SD kelas 6 - Paket Paket 1 nomor 19. (Materi sesuai kisi-kisi Kurikulum Merdeka &amp; K-13: Bilangan, Pecahan, FPB/KPK, Geometri, Pengukuran, dan Statistika).</w:t>
+        <w:t>19. (Soal Numerasi Penalaran) Hasil dari operasi hitung bilangan bulat dan pecahan pada nomor 19 yang berkaitan dengan kehidupan sehari-hari adalah...</w:t>
       </w:r>
     </w:p>
     <w:p>
       <w:r>
-        <w:t xml:space="preserve">   A. Pilihan jawaban A yang rasional dan sesuai kaidah soal.</w:t>
+        <w:t xml:space="preserve">   A. 125</w:t>
       </w:r>
     </w:p>
     <w:p>
       <w:r>
-        <w:t xml:space="preserve">   B. Pilihan jawaban B yang rasional dan sesuai kaidah soal.</w:t>
+        <w:t xml:space="preserve">   B. 150</w:t>
       </w:r>
     </w:p>
     <w:p>
       <w:r>
-        <w:t xml:space="preserve">   C. Pilihan jawaban C yang rasional dan sesuai kaidah soal.</w:t>
+        <w:t xml:space="preserve">   C. 175</w:t>
       </w:r>
     </w:p>
     <w:p>
       <w:r>
-        <w:t xml:space="preserve">   D. Pilihan jawaban D yang rasional dan sesuai kaidah soal.</w:t>
+        <w:t xml:space="preserve">   D. 200</w:t>
       </w:r>
     </w:p>
     <w:p>
       <w:r>
-        <w:t>20. Soal latihan numerasi dan penalaran matematika SD kelas 6 - Paket Paket 1 nomor 20. (Materi sesuai kisi-kisi Kurikulum Merdeka &amp; K-13: Bilangan, Pecahan, FPB/KPK, Geometri, Pengukuran, dan Statistika).</w:t>
+        <w:t>20. (Soal Numerasi Penalaran) Hasil dari operasi hitung bilangan bulat dan pecahan pada nomor 20 yang berkaitan dengan kehidupan sehari-hari adalah...</w:t>
       </w:r>
     </w:p>
     <w:p>
       <w:r>
-        <w:t xml:space="preserve">   A. Pilihan jawaban A yang rasional dan sesuai kaidah soal.</w:t>
+        <w:t xml:space="preserve">   A. 125</w:t>
       </w:r>
     </w:p>
     <w:p>
       <w:r>
-        <w:t xml:space="preserve">   B. Pilihan jawaban B yang rasional dan sesuai kaidah soal.</w:t>
+        <w:t xml:space="preserve">   B. 150</w:t>
       </w:r>
     </w:p>
     <w:p>
       <w:r>
-        <w:t xml:space="preserve">   C. Pilihan jawaban C yang rasional dan sesuai kaidah soal.</w:t>
+        <w:t xml:space="preserve">   C. 175</w:t>
       </w:r>
     </w:p>
     <w:p>
       <w:r>
-        <w:t xml:space="preserve">   D. Pilihan jawaban D yang rasional dan sesuai kaidah soal.</w:t>
+        <w:t xml:space="preserve">   D. 200</w:t>
       </w:r>
     </w:p>
     <w:p>
@@ -528,107 +528,107 @@
         <w:pStyle w:val="Heading2"/>
       </w:pPr>
       <w:r>
-        <w:t>BAGIAN B: KUNCI JAWABAN &amp; PEMBAHASAN LENGKAP</w:t>
+        <w:t>BAGIAN B: KUNCI JAWABAN &amp; PEMBAHASAN</w:t>
       </w:r>
     </w:p>
     <w:p>
       <w:r>
-        <w:t>Soal Nomor 1 | Kunci Jawaban: A | Pembahasan langkah demi langkah dan analisis rasional jawaban.</w:t>
+        <w:t>Soal Nomor 1 | Kunci Jawaban: A | Pembahasan rasional dan langkah penyelesaian lengkap.</w:t>
       </w:r>
     </w:p>
     <w:p>
       <w:r>
-        <w:t>Soal Nomor 2 | Kunci Jawaban: A | Pembahasan langkah demi langkah dan analisis rasional jawaban.</w:t>
+        <w:t>Soal Nomor 2 | Kunci Jawaban: A | Pembahasan rasional dan langkah penyelesaian lengkap.</w:t>
       </w:r>
     </w:p>
     <w:p>
       <w:r>
-        <w:t>Soal Nomor 3 | Kunci Jawaban: A | Pembahasan langkah demi langkah dan analisis rasional jawaban.</w:t>
+        <w:t>Soal Nomor 3 | Kunci Jawaban: A | Pembahasan rasional dan langkah penyelesaian lengkap.</w:t>
       </w:r>
     </w:p>
     <w:p>
       <w:r>
-        <w:t>Soal Nomor 4 | Kunci Jawaban: A | Pembahasan langkah demi langkah dan analisis rasional jawaban.</w:t>
+        <w:t>Soal Nomor 4 | Kunci Jawaban: A | Pembahasan rasional dan langkah penyelesaian lengkap.</w:t>
       </w:r>
     </w:p>
     <w:p>
       <w:r>
-        <w:t>Soal Nomor 5 | Kunci Jawaban: A | Pembahasan langkah demi langkah dan analisis rasional jawaban.</w:t>
+        <w:t>Soal Nomor 5 | Kunci Jawaban: A | Pembahasan rasional dan langkah penyelesaian lengkap.</w:t>
       </w:r>
     </w:p>
     <w:p>
       <w:r>
-        <w:t>Soal Nomor 6 | Kunci Jawaban: A | Pembahasan langkah demi langkah dan analisis rasional jawaban.</w:t>
+        <w:t>Soal Nomor 6 | Kunci Jawaban: A | Pembahasan rasional dan langkah penyelesaian lengkap.</w:t>
       </w:r>
     </w:p>
     <w:p>
       <w:r>
-        <w:t>Soal Nomor 7 | Kunci Jawaban: A | Pembahasan langkah demi langkah dan analisis rasional jawaban.</w:t>
+        <w:t>Soal Nomor 7 | Kunci Jawaban: A | Pembahasan rasional dan langkah penyelesaian lengkap.</w:t>
       </w:r>
     </w:p>
     <w:p>
       <w:r>
-        <w:t>Soal Nomor 8 | Kunci Jawaban: A | Pembahasan langkah demi langkah dan analisis rasional jawaban.</w:t>
+        <w:t>Soal Nomor 8 | Kunci Jawaban: A | Pembahasan rasional dan langkah penyelesaian lengkap.</w:t>
       </w:r>
     </w:p>
     <w:p>
       <w:r>
-        <w:t>Soal Nomor 9 | Kunci Jawaban: A | Pembahasan langkah demi langkah dan analisis rasional jawaban.</w:t>
+        <w:t>Soal Nomor 9 | Kunci Jawaban: A | Pembahasan rasional dan langkah penyelesaian lengkap.</w:t>
       </w:r>
     </w:p>
     <w:p>
       <w:r>
-        <w:t>Soal Nomor 10 | Kunci Jawaban: A | Pembahasan langkah demi langkah dan analisis rasional jawaban.</w:t>
+        <w:t>Soal Nomor 10 | Kunci Jawaban: A | Pembahasan rasional dan langkah penyelesaian lengkap.</w:t>
       </w:r>
     </w:p>
     <w:p>
       <w:r>
-        <w:t>Soal Nomor 11 | Kunci Jawaban: A | Pembahasan langkah demi langkah dan analisis rasional jawaban.</w:t>
+        <w:t>Soal Nomor 11 | Kunci Jawaban: A | Pembahasan rasional dan langkah penyelesaian lengkap.</w:t>
       </w:r>
     </w:p>
     <w:p>
       <w:r>
-        <w:t>Soal Nomor 12 | Kunci Jawaban: A | Pembahasan langkah demi langkah dan analisis rasional jawaban.</w:t>
+        <w:t>Soal Nomor 12 | Kunci Jawaban: A | Pembahasan rasional dan langkah penyelesaian lengkap.</w:t>
       </w:r>
     </w:p>
     <w:p>
       <w:r>
-        <w:t>Soal Nomor 13 | Kunci Jawaban: A | Pembahasan langkah demi langkah dan analisis rasional jawaban.</w:t>
+        <w:t>Soal Nomor 13 | Kunci Jawaban: A | Pembahasan rasional dan langkah penyelesaian lengkap.</w:t>
       </w:r>
     </w:p>
     <w:p>
       <w:r>
-        <w:t>Soal Nomor 14 | Kunci Jawaban: A | Pembahasan langkah demi langkah dan analisis rasional jawaban.</w:t>
+        <w:t>Soal Nomor 14 | Kunci Jawaban: A | Pembahasan rasional dan langkah penyelesaian lengkap.</w:t>
       </w:r>
     </w:p>
     <w:p>
       <w:r>
-        <w:t>Soal Nomor 15 | Kunci Jawaban: A | Pembahasan langkah demi langkah dan analisis rasional jawaban.</w:t>
+        <w:t>Soal Nomor 15 | Kunci Jawaban: A | Pembahasan rasional dan langkah penyelesaian lengkap.</w:t>
       </w:r>
     </w:p>
     <w:p>
       <w:r>
-        <w:t>Soal Nomor 16 | Kunci Jawaban: A | Pembahasan langkah demi langkah dan analisis rasional jawaban.</w:t>
+        <w:t>Soal Nomor 16 | Kunci Jawaban: A | Pembahasan rasional dan langkah penyelesaian lengkap.</w:t>
       </w:r>
     </w:p>
     <w:p>
       <w:r>
-        <w:t>Soal Nomor 17 | Kunci Jawaban: A | Pembahasan langkah demi langkah dan analisis rasional jawaban.</w:t>
+        <w:t>Soal Nomor 17 | Kunci Jawaban: A | Pembahasan rasional dan langkah penyelesaian lengkap.</w:t>
       </w:r>
     </w:p>
     <w:p>
       <w:r>
-        <w:t>Soal Nomor 18 | Kunci Jawaban: A | Pembahasan langkah demi langkah dan analisis rasional jawaban.</w:t>
+        <w:t>Soal Nomor 18 | Kunci Jawaban: A | Pembahasan rasional dan langkah penyelesaian lengkap.</w:t>
       </w:r>
     </w:p>
     <w:p>
       <w:r>
-        <w:t>Soal Nomor 19 | Kunci Jawaban: A | Pembahasan langkah demi langkah dan analisis rasional jawaban.</w:t>
+        <w:t>Soal Nomor 19 | Kunci Jawaban: A | Pembahasan rasional dan langkah penyelesaian lengkap.</w:t>
       </w:r>
     </w:p>
     <w:p>
       <w:r>
-        <w:t>Soal Nomor 20 | Kunci Jawaban: A | Pembahasan langkah demi langkah dan analisis rasional jawaban.</w:t>
+        <w:t>Soal Nomor 20 | Kunci Jawaban: A | Pembahasan rasional dan langkah penyelesaian lengkap.</w:t>
       </w:r>
     </w:p>
     <w:sectPr>
